--- a/doc/subdocs/ExtendingParts.docx
+++ b/doc/subdocs/ExtendingParts.docx
@@ -6,7 +6,7 @@
       <w:pPr>
         <w:pStyle w:val="Heading1"/>
       </w:pPr>
-      <w:bookmarkStart w:id="0" w:name="_Toc342309243"/>
+      <w:bookmarkStart w:id="0" w:name="_Toc353986084"/>
       <w:r>
         <w:t>Extending Parts via Parts-site</w:t>
       </w:r>
@@ -21,7 +21,7 @@
       <w:pPr>
         <w:pStyle w:val="Heading2"/>
       </w:pPr>
-      <w:bookmarkStart w:id="1" w:name="_Toc342309244"/>
+      <w:bookmarkStart w:id="1" w:name="_Toc353986085"/>
       <w:r>
         <w:t>Locations</w:t>
       </w:r>
@@ -225,7 +225,7 @@
       <w:pPr>
         <w:pStyle w:val="Heading2"/>
       </w:pPr>
-      <w:bookmarkStart w:id="2" w:name="_Toc342309245"/>
+      <w:bookmarkStart w:id="2" w:name="_Toc353986086"/>
       <w:r>
         <w:t>Defining a piece</w:t>
       </w:r>
@@ -261,7 +261,7 @@
         <w:pStyle w:val="Heading2"/>
       </w:pPr>
       <w:bookmarkStart w:id="3" w:name="_Toc247618764"/>
-      <w:bookmarkStart w:id="4" w:name="_Toc342309246"/>
+      <w:bookmarkStart w:id="4" w:name="_Toc353986087"/>
       <w:r>
         <w:t>Defining your own Tool Chain</w:t>
       </w:r>
@@ -855,7 +855,7 @@
         <w:pStyle w:val="Heading2"/>
       </w:pPr>
       <w:bookmarkStart w:id="5" w:name="_Toc247618765"/>
-      <w:bookmarkStart w:id="6" w:name="_Toc342309247"/>
+      <w:bookmarkStart w:id="6" w:name="_Toc353986088"/>
       <w:r>
         <w:t>Defining your own Configuration</w:t>
       </w:r>
@@ -872,7 +872,7 @@
         <w:pStyle w:val="Heading3"/>
       </w:pPr>
       <w:bookmarkStart w:id="7" w:name="_Toc247618766"/>
-      <w:bookmarkStart w:id="8" w:name="_Toc342309248"/>
+      <w:bookmarkStart w:id="8" w:name="_Toc353986089"/>
       <w:r>
         <w:t>Layout of configurations</w:t>
       </w:r>
@@ -936,7 +936,7 @@
         <w:pStyle w:val="Heading3"/>
       </w:pPr>
       <w:bookmarkStart w:id="9" w:name="_Toc247618767"/>
-      <w:bookmarkStart w:id="10" w:name="_Toc342309249"/>
+      <w:bookmarkStart w:id="10" w:name="_Toc353986090"/>
       <w:r>
         <w:t>Defining a configuration</w:t>
       </w:r>
@@ -975,7 +975,7 @@
         <w:pStyle w:val="Heading3"/>
       </w:pPr>
       <w:bookmarkStart w:id="11" w:name="_Toc247618768"/>
-      <w:bookmarkStart w:id="12" w:name="_Toc342309250"/>
+      <w:bookmarkStart w:id="12" w:name="_Toc353986091"/>
       <w:r>
         <w:t>Define a file name</w:t>
       </w:r>
@@ -1244,7 +1244,7 @@
         <w:pStyle w:val="Heading3"/>
       </w:pPr>
       <w:bookmarkStart w:id="13" w:name="_Toc247618769"/>
-      <w:bookmarkStart w:id="14" w:name="_Toc342309251"/>
+      <w:bookmarkStart w:id="14" w:name="_Toc353986092"/>
       <w:r>
         <w:t>Define settings for a tool</w:t>
       </w:r>
@@ -1632,7 +1632,7 @@
         <w:pStyle w:val="Heading3"/>
       </w:pPr>
       <w:bookmarkStart w:id="15" w:name="_Toc247618770"/>
-      <w:bookmarkStart w:id="16" w:name="_Toc342309252"/>
+      <w:bookmarkStart w:id="16" w:name="_Toc353986093"/>
       <w:r>
         <w:t>Simple example of Configuration</w:t>
       </w:r>
@@ -1765,7 +1765,7 @@
         <w:pStyle w:val="Heading2"/>
       </w:pPr>
       <w:bookmarkStart w:id="17" w:name="_Toc247618771"/>
-      <w:bookmarkStart w:id="18" w:name="_Toc342309253"/>
+      <w:bookmarkStart w:id="18" w:name="_Toc353986094"/>
       <w:r>
         <w:t>Adding  Tools with Parts</w:t>
       </w:r>
@@ -1782,7 +1782,7 @@
         <w:pStyle w:val="Heading3"/>
       </w:pPr>
       <w:bookmarkStart w:id="19" w:name="_Toc247618772"/>
-      <w:bookmarkStart w:id="20" w:name="_Toc342309254"/>
+      <w:bookmarkStart w:id="20" w:name="_Toc353986095"/>
       <w:r>
         <w:t>Basic requirements</w:t>
       </w:r>
@@ -2011,7 +2011,7 @@
         <w:t>SCRIPT</w:t>
       </w:r>
       <w:r>
-        <w:t xml:space="preserve"> -- when set to False, standard settings are used to look for and setup the tools’ shell environment. When True the tools will try to use preknown scripts location based on the &lt;TOOLSET_NAME&gt;_VERSION and &lt;TOOLSET_NAME&gt;_INSTALL_ROOT that setup the environment. If set to a string/File node, it will try to load the user script provided in the string.</w:t>
+        <w:t xml:space="preserve"> -- when set to False, standard settings are used to look for and setup the tools’ shell environment. When True the tools will try to use pre-known scripts location based on the &lt;TOOLSET_NAME&gt;_VERSION and &lt;TOOLSET_NAME&gt;_INSTALL_ROOT that setup the environment. If set to a string/File node, it will try to load the user script provided in the string.</w:t>
       </w:r>
     </w:p>
     <w:p>
@@ -2038,7 +2038,7 @@
         <w:pStyle w:val="Heading3"/>
       </w:pPr>
       <w:bookmarkStart w:id="21" w:name="_Toc247618773"/>
-      <w:bookmarkStart w:id="22" w:name="_Toc342309255"/>
+      <w:bookmarkStart w:id="22" w:name="_Toc353986096"/>
       <w:r>
         <w:t>ToolSetting and ToolInfo</w:t>
       </w:r>
@@ -2844,7 +2844,7 @@
         <w:pStyle w:val="Heading3"/>
       </w:pPr>
       <w:bookmarkStart w:id="23" w:name="_Toc247618774"/>
-      <w:bookmarkStart w:id="24" w:name="_Toc342309256"/>
+      <w:bookmarkStart w:id="24" w:name="_Toc353986097"/>
       <w:r>
         <w:t>Example of a Tool Definition:</w:t>
       </w:r>

--- a/doc/subdocs/ExtendingParts.docx
+++ b/doc/subdocs/ExtendingParts.docx
@@ -6,7 +6,7 @@
       <w:pPr>
         <w:pStyle w:val="Heading1"/>
       </w:pPr>
-      <w:bookmarkStart w:id="0" w:name="_Toc353986084"/>
+      <w:bookmarkStart w:id="0" w:name="_Toc396470079"/>
       <w:r>
         <w:t>Extending Parts via Parts-site</w:t>
       </w:r>
@@ -21,7 +21,7 @@
       <w:pPr>
         <w:pStyle w:val="Heading2"/>
       </w:pPr>
-      <w:bookmarkStart w:id="1" w:name="_Toc353986085"/>
+      <w:bookmarkStart w:id="1" w:name="_Toc396470080"/>
       <w:r>
         <w:t>Locations</w:t>
       </w:r>
@@ -225,7 +225,7 @@
       <w:pPr>
         <w:pStyle w:val="Heading2"/>
       </w:pPr>
-      <w:bookmarkStart w:id="2" w:name="_Toc353986086"/>
+      <w:bookmarkStart w:id="2" w:name="_Toc396470081"/>
       <w:r>
         <w:t>Defining a piece</w:t>
       </w:r>
@@ -261,7 +261,7 @@
         <w:pStyle w:val="Heading2"/>
       </w:pPr>
       <w:bookmarkStart w:id="3" w:name="_Toc247618764"/>
-      <w:bookmarkStart w:id="4" w:name="_Toc353986087"/>
+      <w:bookmarkStart w:id="4" w:name="_Toc396470082"/>
       <w:r>
         <w:t>Defining your own Tool Chain</w:t>
       </w:r>
@@ -855,7 +855,7 @@
         <w:pStyle w:val="Heading2"/>
       </w:pPr>
       <w:bookmarkStart w:id="5" w:name="_Toc247618765"/>
-      <w:bookmarkStart w:id="6" w:name="_Toc353986088"/>
+      <w:bookmarkStart w:id="6" w:name="_Toc396470083"/>
       <w:r>
         <w:t>Defining your own Configuration</w:t>
       </w:r>
@@ -872,7 +872,7 @@
         <w:pStyle w:val="Heading3"/>
       </w:pPr>
       <w:bookmarkStart w:id="7" w:name="_Toc247618766"/>
-      <w:bookmarkStart w:id="8" w:name="_Toc353986089"/>
+      <w:bookmarkStart w:id="8" w:name="_Toc396470084"/>
       <w:r>
         <w:t>Layout of configurations</w:t>
       </w:r>
@@ -936,7 +936,7 @@
         <w:pStyle w:val="Heading3"/>
       </w:pPr>
       <w:bookmarkStart w:id="9" w:name="_Toc247618767"/>
-      <w:bookmarkStart w:id="10" w:name="_Toc353986090"/>
+      <w:bookmarkStart w:id="10" w:name="_Toc396470085"/>
       <w:r>
         <w:t>Defining a configuration</w:t>
       </w:r>
@@ -975,7 +975,7 @@
         <w:pStyle w:val="Heading3"/>
       </w:pPr>
       <w:bookmarkStart w:id="11" w:name="_Toc247618768"/>
-      <w:bookmarkStart w:id="12" w:name="_Toc353986091"/>
+      <w:bookmarkStart w:id="12" w:name="_Toc396470086"/>
       <w:r>
         <w:t>Define a file name</w:t>
       </w:r>
@@ -1244,7 +1244,7 @@
         <w:pStyle w:val="Heading3"/>
       </w:pPr>
       <w:bookmarkStart w:id="13" w:name="_Toc247618769"/>
-      <w:bookmarkStart w:id="14" w:name="_Toc353986092"/>
+      <w:bookmarkStart w:id="14" w:name="_Toc396470087"/>
       <w:r>
         <w:t>Define settings for a tool</w:t>
       </w:r>
@@ -1632,7 +1632,7 @@
         <w:pStyle w:val="Heading3"/>
       </w:pPr>
       <w:bookmarkStart w:id="15" w:name="_Toc247618770"/>
-      <w:bookmarkStart w:id="16" w:name="_Toc353986093"/>
+      <w:bookmarkStart w:id="16" w:name="_Toc396470088"/>
       <w:r>
         <w:t>Simple example of Configuration</w:t>
       </w:r>
@@ -1765,7 +1765,7 @@
         <w:pStyle w:val="Heading2"/>
       </w:pPr>
       <w:bookmarkStart w:id="17" w:name="_Toc247618771"/>
-      <w:bookmarkStart w:id="18" w:name="_Toc353986094"/>
+      <w:bookmarkStart w:id="18" w:name="_Toc396470089"/>
       <w:r>
         <w:t>Adding  Tools with Parts</w:t>
       </w:r>
@@ -1782,7 +1782,7 @@
         <w:pStyle w:val="Heading3"/>
       </w:pPr>
       <w:bookmarkStart w:id="19" w:name="_Toc247618772"/>
-      <w:bookmarkStart w:id="20" w:name="_Toc353986095"/>
+      <w:bookmarkStart w:id="20" w:name="_Toc396470090"/>
       <w:r>
         <w:t>Basic requirements</w:t>
       </w:r>
@@ -2038,7 +2038,7 @@
         <w:pStyle w:val="Heading3"/>
       </w:pPr>
       <w:bookmarkStart w:id="21" w:name="_Toc247618773"/>
-      <w:bookmarkStart w:id="22" w:name="_Toc353986096"/>
+      <w:bookmarkStart w:id="22" w:name="_Toc396470091"/>
       <w:r>
         <w:t>ToolSetting and ToolInfo</w:t>
       </w:r>
@@ -2844,7 +2844,7 @@
         <w:pStyle w:val="Heading3"/>
       </w:pPr>
       <w:bookmarkStart w:id="23" w:name="_Toc247618774"/>
-      <w:bookmarkStart w:id="24" w:name="_Toc353986097"/>
+      <w:bookmarkStart w:id="24" w:name="_Toc396470092"/>
       <w:r>
         <w:t>Example of a Tool Definition:</w:t>
       </w:r>
